--- a/courts/sixth-circuit/tennessee/state/supreme-court/reply-brief/usage/OUTPUT-reply-brief.docx
+++ b/courts/sixth-circuit/tennessee/state/supreme-court/reply-brief/usage/OUTPUT-reply-brief.docx
@@ -65,7 +65,7 @@
     </w:p>
     <w:tbl>
       <w:tblPr>
-        <w:tblW w:w="9360" w:type="dxa"/>
+        <w:tblW w:w="9359" w:type="dxa"/>
         <w:tblLayout w:type="fixed"/>
         <w:tblCellMar>
           <w:top w:w="0" w:type="dxa"/>
@@ -77,7 +77,7 @@
       </w:tblPr>
       <w:tblGrid>
         <w:gridCol w:w="4320"/>
-        <w:gridCol w:w="5040"/>
+        <w:gridCol w:w="5039"/>
       </w:tblGrid>
       <w:tr>
         <w:trPr>
@@ -148,7 +148,7 @@
         </w:tc>
         <w:tc>
           <w:tcPr>
-            <w:tcW w:w="5040" w:type="dxa"/>
+            <w:tcW w:w="5039" w:type="dxa"/>
             <w:tcMar>
               <w:left w:w="144" w:type="dxa"/>
             </w:tcMar>
@@ -877,7 +877,7 @@
       <w:pPr>
         <w:keepLines/>
         <w:tabs>
-          <w:tab w:val="right" w:leader="dot" w:pos="9360"/>
+          <w:tab w:val="right" w:leader="dot" w:pos="9359"/>
         </w:tabs>
         <w:spacing w:before="140" w:after="0" w:line="336" w:lineRule="exact"/>
         <w:ind w:left="1440" w:right="720" w:hanging="720"/>
@@ -1079,7 +1079,7 @@
       <w:pPr>
         <w:keepLines/>
         <w:tabs>
-          <w:tab w:val="right" w:leader="dot" w:pos="9360"/>
+          <w:tab w:val="right" w:leader="dot" w:pos="9359"/>
         </w:tabs>
         <w:spacing w:before="140" w:after="0" w:line="336" w:lineRule="exact"/>
         <w:ind w:left="2160" w:right="720" w:hanging="720"/>
@@ -1215,7 +1215,7 @@
       <w:pPr>
         <w:keepLines/>
         <w:tabs>
-          <w:tab w:val="right" w:leader="dot" w:pos="9360"/>
+          <w:tab w:val="right" w:leader="dot" w:pos="9359"/>
         </w:tabs>
         <w:spacing w:before="140" w:after="0" w:line="336" w:lineRule="exact"/>
         <w:ind w:left="2160" w:right="720" w:hanging="720"/>
@@ -1393,7 +1393,7 @@
       <w:pPr>
         <w:keepLines/>
         <w:tabs>
-          <w:tab w:val="right" w:leader="dot" w:pos="9360"/>
+          <w:tab w:val="right" w:leader="dot" w:pos="9359"/>
         </w:tabs>
         <w:spacing w:before="140" w:after="0" w:line="336" w:lineRule="exact"/>
         <w:ind w:left="1440" w:right="720" w:hanging="720"/>
@@ -1583,7 +1583,7 @@
       <w:pPr>
         <w:keepLines/>
         <w:tabs>
-          <w:tab w:val="right" w:leader="dot" w:pos="9360"/>
+          <w:tab w:val="right" w:leader="dot" w:pos="9359"/>
         </w:tabs>
         <w:spacing w:before="140" w:after="0" w:line="336" w:lineRule="exact"/>
         <w:ind w:left="2160" w:right="720" w:hanging="720"/>
@@ -1725,7 +1725,7 @@
       <w:pPr>
         <w:keepLines/>
         <w:tabs>
-          <w:tab w:val="right" w:leader="dot" w:pos="9360"/>
+          <w:tab w:val="right" w:leader="dot" w:pos="9359"/>
         </w:tabs>
         <w:spacing w:before="140" w:after="0" w:line="336" w:lineRule="exact"/>
         <w:ind w:left="2160" w:right="720" w:hanging="720"/>
@@ -1843,7 +1843,7 @@
       <w:pPr>
         <w:keepLines/>
         <w:tabs>
-          <w:tab w:val="right" w:leader="dot" w:pos="9360"/>
+          <w:tab w:val="right" w:leader="dot" w:pos="9359"/>
         </w:tabs>
         <w:spacing w:before="140" w:after="0" w:line="336" w:lineRule="exact"/>
         <w:ind w:left="1440" w:right="720" w:hanging="720"/>
@@ -4288,7 +4288,7 @@
     </w:p>
     <w:tbl>
       <w:tblPr>
-        <w:tblW w:w="9360" w:type="dxa"/>
+        <w:tblW w:w="9359" w:type="dxa"/>
         <w:tblLayout w:type="fixed"/>
         <w:tblCellMar>
           <w:top w:w="0" w:type="dxa"/>
@@ -4299,7 +4299,7 @@
         <w:tblLook w:val="0000" w:firstRow="0" w:lastRow="0" w:firstColumn="0" w:lastColumn="0" w:noHBand="0" w:noVBand="0"/>
       </w:tblPr>
       <w:tblGrid>
-        <w:gridCol w:w="9360"/>
+        <w:gridCol w:w="9359"/>
       </w:tblGrid>
       <w:tr>
         <w:trPr>
@@ -4307,7 +4307,7 @@
         </w:trPr>
         <w:tc>
           <w:tcPr>
-            <w:tcW w:w="9360" w:type="dxa"/>
+            <w:tcW w:w="9359" w:type="dxa"/>
           </w:tcPr>
           <w:p>
             <w:pPr>
@@ -4993,7 +4993,7 @@
     </w:p>
     <w:tbl>
       <w:tblPr>
-        <w:tblW w:w="9360" w:type="dxa"/>
+        <w:tblW w:w="9359" w:type="dxa"/>
         <w:tblLayout w:type="fixed"/>
         <w:tblCellMar>
           <w:top w:w="0" w:type="dxa"/>
@@ -5004,7 +5004,7 @@
         <w:tblLook w:val="0000" w:firstRow="0" w:lastRow="0" w:firstColumn="0" w:lastColumn="0" w:noHBand="0" w:noVBand="0"/>
       </w:tblPr>
       <w:tblGrid>
-        <w:gridCol w:w="9360"/>
+        <w:gridCol w:w="9359"/>
       </w:tblGrid>
       <w:tr>
         <w:trPr>
@@ -5012,7 +5012,7 @@
         </w:trPr>
         <w:tc>
           <w:tcPr>
-            <w:tcW w:w="9360" w:type="dxa"/>
+            <w:tcW w:w="9359" w:type="dxa"/>
           </w:tcPr>
           <w:p>
             <w:pPr>
@@ -5140,7 +5140,7 @@
     </w:p>
     <w:tbl>
       <w:tblPr>
-        <w:tblW w:w="9360" w:type="dxa"/>
+        <w:tblW w:w="9359" w:type="dxa"/>
         <w:tblLayout w:type="fixed"/>
         <w:tblCellMar>
           <w:top w:w="0" w:type="dxa"/>
@@ -5151,7 +5151,7 @@
         <w:tblLook w:val="0000" w:firstRow="0" w:lastRow="0" w:firstColumn="0" w:lastColumn="0" w:noHBand="0" w:noVBand="0"/>
       </w:tblPr>
       <w:tblGrid>
-        <w:gridCol w:w="9360"/>
+        <w:gridCol w:w="9359"/>
       </w:tblGrid>
       <w:tr>
         <w:trPr>
@@ -5159,7 +5159,7 @@
         </w:trPr>
         <w:tc>
           <w:tcPr>
-            <w:tcW w:w="9360" w:type="dxa"/>
+            <w:tcW w:w="9359" w:type="dxa"/>
           </w:tcPr>
           <w:p>
             <w:pPr>
@@ -5323,7 +5323,7 @@
     </w:p>
     <w:tbl>
       <w:tblPr>
-        <w:tblW w:w="9360" w:type="dxa"/>
+        <w:tblW w:w="9359" w:type="dxa"/>
         <w:tblLayout w:type="fixed"/>
         <w:tblCellMar>
           <w:top w:w="0" w:type="dxa"/>
@@ -5334,7 +5334,7 @@
         <w:tblLook w:val="0000" w:firstRow="0" w:lastRow="0" w:firstColumn="0" w:lastColumn="0" w:noHBand="0" w:noVBand="0"/>
       </w:tblPr>
       <w:tblGrid>
-        <w:gridCol w:w="9360"/>
+        <w:gridCol w:w="9359"/>
       </w:tblGrid>
       <w:tr>
         <w:trPr>
@@ -5342,7 +5342,7 @@
         </w:trPr>
         <w:tc>
           <w:tcPr>
-            <w:tcW w:w="9360" w:type="dxa"/>
+            <w:tcW w:w="9359" w:type="dxa"/>
           </w:tcPr>
           <w:p>
             <w:pPr>
@@ -5434,7 +5434,7 @@
     </w:p>
     <w:tbl>
       <w:tblPr>
-        <w:tblW w:w="9360" w:type="dxa"/>
+        <w:tblW w:w="9359" w:type="dxa"/>
         <w:tblLayout w:type="fixed"/>
         <w:tblCellMar>
           <w:top w:w="0" w:type="dxa"/>
@@ -5445,7 +5445,7 @@
         <w:tblLook w:val="0000" w:firstRow="0" w:lastRow="0" w:firstColumn="0" w:lastColumn="0" w:noHBand="0" w:noVBand="0"/>
       </w:tblPr>
       <w:tblGrid>
-        <w:gridCol w:w="9360"/>
+        <w:gridCol w:w="9359"/>
       </w:tblGrid>
       <w:tr>
         <w:trPr>
@@ -5453,7 +5453,7 @@
         </w:trPr>
         <w:tc>
           <w:tcPr>
-            <w:tcW w:w="9360" w:type="dxa"/>
+            <w:tcW w:w="9359" w:type="dxa"/>
           </w:tcPr>
           <w:p>
             <w:pPr>
@@ -5545,7 +5545,7 @@
     </w:p>
     <w:tbl>
       <w:tblPr>
-        <w:tblW w:w="9360" w:type="dxa"/>
+        <w:tblW w:w="9359" w:type="dxa"/>
         <w:tblLayout w:type="fixed"/>
         <w:tblCellMar>
           <w:top w:w="0" w:type="dxa"/>
@@ -5556,7 +5556,7 @@
         <w:tblLook w:val="0000" w:firstRow="0" w:lastRow="0" w:firstColumn="0" w:lastColumn="0" w:noHBand="0" w:noVBand="0"/>
       </w:tblPr>
       <w:tblGrid>
-        <w:gridCol w:w="9360"/>
+        <w:gridCol w:w="9359"/>
       </w:tblGrid>
       <w:tr>
         <w:trPr>
@@ -5564,7 +5564,7 @@
         </w:trPr>
         <w:tc>
           <w:tcPr>
-            <w:tcW w:w="9360" w:type="dxa"/>
+            <w:tcW w:w="9359" w:type="dxa"/>
           </w:tcPr>
           <w:p>
             <w:pPr>
@@ -6182,7 +6182,7 @@
     </w:p>
     <w:tbl>
       <w:tblPr>
-        <w:tblW w:w="9360" w:type="dxa"/>
+        <w:tblW w:w="9359" w:type="dxa"/>
         <w:tblLayout w:type="fixed"/>
         <w:tblCellMar>
           <w:top w:w="0" w:type="dxa"/>
@@ -6193,7 +6193,7 @@
         <w:tblLook w:val="0000" w:firstRow="0" w:lastRow="0" w:firstColumn="0" w:lastColumn="0" w:noHBand="0" w:noVBand="0"/>
       </w:tblPr>
       <w:tblGrid>
-        <w:gridCol w:w="9360"/>
+        <w:gridCol w:w="9359"/>
       </w:tblGrid>
       <w:tr>
         <w:trPr>
@@ -6201,7 +6201,7 @@
         </w:trPr>
         <w:tc>
           <w:tcPr>
-            <w:tcW w:w="9360" w:type="dxa"/>
+            <w:tcW w:w="9359" w:type="dxa"/>
           </w:tcPr>
           <w:p>
             <w:pPr>
@@ -6604,7 +6604,7 @@
       <w:footerReference w:type="default" r:id="rIdXdPage"/>
       <w:footerReference w:type="first" r:id="rIdXdNone"/>
       <w:pgSz w:w="12240" w:h="15840"/>
-      <w:pgMar w:top="1440" w:right="1440" w:bottom="1440" w:left="1440" w:header="720" w:footer="672" w:gutter="0"/>
+      <w:pgMar w:top="1440" w:right="1441" w:bottom="1440" w:left="1440" w:header="720" w:footer="672" w:gutter="0"/>
       <w:titlePg/>
     </w:sectPr>
   </w:body>
